--- a/CalendarioAgo26/Actividades/A9_ACLs/v1/act9_matricula.docx
+++ b/CalendarioAgo26/Actividades/A9_ACLs/v1/act9_matricula.docx
@@ -1,6 +1,6 @@
 
 <file path=word/document.xml><?xml version="1.0" encoding="utf-8"?>
-<w:document xmlns:wpc="http://schemas.microsoft.com/office/word/2010/wordprocessingCanvas" xmlns:cx="http://schemas.microsoft.com/office/drawing/2014/chartex" xmlns:cx1="http://schemas.microsoft.com/office/drawing/2015/9/8/chartex" xmlns:cx2="http://schemas.microsoft.com/office/drawing/2015/10/21/chartex" xmlns:cx3="http://schemas.microsoft.com/office/drawing/2016/5/9/chartex" xmlns:cx4="http://schemas.microsoft.com/office/drawing/2016/5/10/chartex" xmlns:cx5="http://schemas.microsoft.com/office/drawing/2016/5/11/chartex" xmlns:cx6="http://schemas.microsoft.com/office/drawing/2016/5/12/chartex" xmlns:cx7="http://schemas.microsoft.com/office/drawing/2016/5/13/chartex" xmlns:cx8="http://schemas.microsoft.com/office/drawing/2016/5/14/chartex" xmlns:mc="http://schemas.openxmlformats.org/markup-compatibility/2006" xmlns:aink="http://schemas.microsoft.com/office/drawing/2016/ink" xmlns:am3d="http://schemas.microsoft.com/office/drawing/2017/model3d" xmlns:o="urn:schemas-microsoft-com:office:office" xmlns:oel="http://schemas.microsoft.com/office/2019/extlst" xmlns:r="http://schemas.openxmlformats.org/officeDocument/2006/relationships" xmlns:m="http://schemas.openxmlformats.org/officeDocument/2006/math" xmlns:v="urn:schemas-microsoft-com:vml" xmlns:wp14="http://schemas.microsoft.com/office/word/2010/wordprocessingDrawing" xmlns:wp="http://schemas.openxmlformats.org/drawingml/2006/wordprocessingDrawing" xmlns:w10="urn:schemas-microsoft-com:office:word" xmlns:w="http://schemas.openxmlformats.org/wordprocessingml/2006/main" xmlns:w14="http://schemas.microsoft.com/office/word/2010/wordml" xmlns:w15="http://schemas.microsoft.com/office/word/2012/wordml" xmlns:w16cex="http://schemas.microsoft.com/office/word/2018/wordml/cex" xmlns:w16cid="http://schemas.microsoft.com/office/word/2016/wordml/cid" xmlns:w16="http://schemas.microsoft.com/office/word/2018/wordml" xmlns:w16du="http://schemas.microsoft.com/office/word/2023/wordml/word16du" xmlns:w16sdtdh="http://schemas.microsoft.com/office/word/2020/wordml/sdtdatahash" xmlns:w16sdtfl="http://schemas.microsoft.com/office/word/2024/wordml/sdtformatlock" xmlns:w16se="http://schemas.microsoft.com/office/word/2015/wordml/symex" xmlns:wpg="http://schemas.microsoft.com/office/word/2010/wordprocessingGroup" xmlns:wpi="http://schemas.microsoft.com/office/word/2010/wordprocessingInk" xmlns:wne="http://schemas.microsoft.com/office/word/2006/wordml" xmlns:wps="http://schemas.microsoft.com/office/word/2010/wordprocessingShape" mc:Ignorable="w14 w15 w16se w16cid w16 w16cex w16sdtdh w16sdtfl w16du wp14">
+<w:document xmlns:wpc="http://schemas.microsoft.com/office/word/2010/wordprocessingCanvas" xmlns:cx="http://schemas.microsoft.com/office/drawing/2014/chartex" xmlns:cx1="http://schemas.microsoft.com/office/drawing/2015/9/8/chartex" xmlns:cx2="http://schemas.microsoft.com/office/drawing/2015/10/21/chartex" xmlns:cx3="http://schemas.microsoft.com/office/drawing/2016/5/9/chartex" xmlns:cx4="http://schemas.microsoft.com/office/drawing/2016/5/10/chartex" xmlns:cx5="http://schemas.microsoft.com/office/drawing/2016/5/11/chartex" xmlns:cx6="http://schemas.microsoft.com/office/drawing/2016/5/12/chartex" xmlns:cx7="http://schemas.microsoft.com/office/drawing/2016/5/13/chartex" xmlns:cx8="http://schemas.microsoft.com/office/drawing/2016/5/14/chartex" xmlns:mc="http://schemas.openxmlformats.org/markup-compatibility/2006" xmlns:aink="http://schemas.microsoft.com/office/drawing/2016/ink" xmlns:am3d="http://schemas.microsoft.com/office/drawing/2017/model3d" xmlns:o="urn:schemas-microsoft-com:office:office" xmlns:oel="http://schemas.microsoft.com/office/2019/extlst" xmlns:r="http://schemas.openxmlformats.org/officeDocument/2006/relationships" xmlns:m="http://schemas.openxmlformats.org/officeDocument/2006/math" xmlns:v="urn:schemas-microsoft-com:vml" xmlns:wp14="http://schemas.microsoft.com/office/word/2010/wordprocessingDrawing" xmlns:wp="http://schemas.openxmlformats.org/drawingml/2006/wordprocessingDrawing" xmlns:w10="urn:schemas-microsoft-com:office:word" xmlns:w="http://schemas.openxmlformats.org/wordprocessingml/2006/main" xmlns:w14="http://schemas.microsoft.com/office/word/2010/wordml" xmlns:w15="http://schemas.microsoft.com/office/word/2012/wordml" xmlns:w16cei="http://schemas.microsoft.com/office/word/2026/wordml/cei" xmlns:w16cex="http://schemas.microsoft.com/office/word/2018/wordml/cex" xmlns:w16cid="http://schemas.microsoft.com/office/word/2016/wordml/cid" xmlns:w16="http://schemas.microsoft.com/office/word/2018/wordml" xmlns:w16du="http://schemas.microsoft.com/office/word/2023/wordml/word16du" xmlns:w16sdtdh="http://schemas.microsoft.com/office/word/2020/wordml/sdtdatahash" xmlns:w16sdtfl="http://schemas.microsoft.com/office/word/2024/wordml/sdtformatlock" xmlns:w16se="http://schemas.microsoft.com/office/word/2015/wordml/symex" xmlns:wpg="http://schemas.microsoft.com/office/word/2010/wordprocessingGroup" xmlns:wpi="http://schemas.microsoft.com/office/word/2010/wordprocessingInk" xmlns:wne="http://schemas.microsoft.com/office/word/2006/wordml" xmlns:wps="http://schemas.microsoft.com/office/word/2010/wordprocessingShape" mc:Ignorable="w14 w15 w16se w16cid w16 w16cex w16sdtdh w16sdtfl w16du wp14">
   <w:body>
     <w:p>
       <w:pPr>
@@ -339,21 +339,7 @@
         <w:rPr>
           <w:rFonts w:ascii="Arial" w:hAnsi="Arial" w:cs="Arial"/>
         </w:rPr>
-        <w:t xml:space="preserve"> para instalar las </w:t>
-      </w:r>
-      <w:proofErr w:type="spellStart"/>
-      <w:r>
-        <w:rPr>
-          <w:rFonts w:ascii="Arial" w:hAnsi="Arial" w:cs="Arial"/>
-        </w:rPr>
-        <w:t>ACLs</w:t>
-      </w:r>
-      <w:proofErr w:type="spellEnd"/>
-      <w:r>
-        <w:rPr>
-          <w:rFonts w:ascii="Arial" w:hAnsi="Arial" w:cs="Arial"/>
-        </w:rPr>
-        <w:t xml:space="preserve"> y comprobar su funcionamiento correcto.</w:t>
+        <w:t xml:space="preserve"> para instalar las ACLs y comprobar su funcionamiento correcto.</w:t>
       </w:r>
     </w:p>
     <w:p>
@@ -368,57 +354,14 @@
         <w:rPr>
           <w:rFonts w:ascii="Arial" w:hAnsi="Arial" w:cs="Arial"/>
         </w:rPr>
-        <w:t xml:space="preserve">En la realización de esta actividad debes considerar como independiente cada una de las </w:t>
-      </w:r>
-      <w:proofErr w:type="spellStart"/>
-      <w:r>
-        <w:rPr>
-          <w:rFonts w:ascii="Arial" w:hAnsi="Arial" w:cs="Arial"/>
-        </w:rPr>
-        <w:t>ACLs</w:t>
-      </w:r>
-      <w:proofErr w:type="spellEnd"/>
-      <w:r>
-        <w:rPr>
-          <w:rFonts w:ascii="Arial" w:hAnsi="Arial" w:cs="Arial"/>
-        </w:rPr>
-        <w:t xml:space="preserve">. Para probar con éxito las </w:t>
-      </w:r>
-      <w:proofErr w:type="spellStart"/>
-      <w:r>
-        <w:rPr>
-          <w:rFonts w:ascii="Arial" w:hAnsi="Arial" w:cs="Arial"/>
-        </w:rPr>
-        <w:t>ACLs</w:t>
-      </w:r>
-      <w:proofErr w:type="spellEnd"/>
-      <w:r>
-        <w:rPr>
-          <w:rFonts w:ascii="Arial" w:hAnsi="Arial" w:cs="Arial"/>
-        </w:rPr>
-        <w:t xml:space="preserve"> en </w:t>
-      </w:r>
-      <w:proofErr w:type="spellStart"/>
-      <w:r>
-        <w:rPr>
-          <w:rFonts w:ascii="Arial" w:hAnsi="Arial" w:cs="Arial"/>
-        </w:rPr>
-        <w:t>P</w:t>
-      </w:r>
-      <w:r>
-        <w:rPr>
-          <w:rFonts w:ascii="Arial" w:hAnsi="Arial" w:cs="Arial"/>
-        </w:rPr>
-        <w:t>acket</w:t>
-      </w:r>
-      <w:proofErr w:type="spellEnd"/>
-      <w:r>
-        <w:rPr>
-          <w:rFonts w:ascii="Arial" w:hAnsi="Arial" w:cs="Arial"/>
-        </w:rPr>
-        <w:t xml:space="preserve"> </w:t>
-      </w:r>
-      <w:proofErr w:type="spellStart"/>
+        <w:t>En la realización de esta actividad debes considerar como independiente cada una de las ACLs. Para probar con éxito las ACLs en P</w:t>
+      </w:r>
+      <w:r>
+        <w:rPr>
+          <w:rFonts w:ascii="Arial" w:hAnsi="Arial" w:cs="Arial"/>
+        </w:rPr>
+        <w:t xml:space="preserve">acket </w:t>
+      </w:r>
       <w:r>
         <w:rPr>
           <w:rFonts w:ascii="Arial" w:hAnsi="Arial" w:cs="Arial"/>
@@ -431,26 +374,11 @@
         </w:rPr>
         <w:t>racer</w:t>
       </w:r>
-      <w:proofErr w:type="spellEnd"/>
-      <w:r>
-        <w:rPr>
-          <w:rFonts w:ascii="Arial" w:hAnsi="Arial" w:cs="Arial"/>
-        </w:rPr>
-        <w:t xml:space="preserve"> se te recomienda desactivar las </w:t>
-      </w:r>
-      <w:proofErr w:type="spellStart"/>
-      <w:r>
-        <w:rPr>
-          <w:rFonts w:ascii="Arial" w:hAnsi="Arial" w:cs="Arial"/>
-        </w:rPr>
-        <w:t>ACLs</w:t>
-      </w:r>
-      <w:proofErr w:type="spellEnd"/>
-      <w:r>
-        <w:rPr>
-          <w:rFonts w:ascii="Arial" w:hAnsi="Arial" w:cs="Arial"/>
-        </w:rPr>
-        <w:t xml:space="preserve"> previas </w:t>
+      <w:r>
+        <w:rPr>
+          <w:rFonts w:ascii="Arial" w:hAnsi="Arial" w:cs="Arial"/>
+        </w:rPr>
+        <w:t xml:space="preserve"> se te recomienda desactivar las ACLs previas </w:t>
       </w:r>
       <w:r>
         <w:rPr>
@@ -1072,7 +1000,21 @@
           <w:rFonts w:ascii="Arial" w:hAnsi="Arial" w:cs="Arial"/>
           <w:color w:val="0D0D0D" w:themeColor="text1" w:themeTint="F2"/>
         </w:rPr>
-        <w:t xml:space="preserve">todos los equipos de las </w:t>
+        <w:t xml:space="preserve">los </w:t>
+      </w:r>
+      <w:r>
+        <w:rPr>
+          <w:rFonts w:ascii="Arial" w:hAnsi="Arial" w:cs="Arial"/>
+          <w:color w:val="0D0D0D" w:themeColor="text1" w:themeTint="F2"/>
+        </w:rPr>
+        <w:t>dispositivos terminales</w:t>
+      </w:r>
+      <w:r>
+        <w:rPr>
+          <w:rFonts w:ascii="Arial" w:hAnsi="Arial" w:cs="Arial"/>
+          <w:color w:val="0D0D0D" w:themeColor="text1" w:themeTint="F2"/>
+        </w:rPr>
+        <w:t xml:space="preserve"> de las </w:t>
       </w:r>
       <w:r>
         <w:rPr>
@@ -1111,7 +1053,28 @@
           <w:bCs/>
           <w:color w:val="0D0D0D" w:themeColor="text1" w:themeTint="F2"/>
         </w:rPr>
-        <w:t xml:space="preserve"> y</w:t>
+        <w:t xml:space="preserve"> </w:t>
+      </w:r>
+      <w:r>
+        <w:rPr>
+          <w:rFonts w:ascii="Arial" w:hAnsi="Arial" w:cs="Arial"/>
+          <w:color w:val="0D0D0D" w:themeColor="text1" w:themeTint="F2"/>
+        </w:rPr>
+        <w:t>y</w:t>
+      </w:r>
+      <w:r>
+        <w:rPr>
+          <w:rFonts w:ascii="Arial" w:hAnsi="Arial" w:cs="Arial"/>
+          <w:color w:val="0D0D0D" w:themeColor="text1" w:themeTint="F2"/>
+        </w:rPr>
+        <w:t xml:space="preserve"> </w:t>
+      </w:r>
+      <w:r>
+        <w:rPr>
+          <w:rFonts w:ascii="Arial" w:hAnsi="Arial" w:cs="Arial"/>
+          <w:color w:val="0D0D0D" w:themeColor="text1" w:themeTint="F2"/>
+        </w:rPr>
+        <w:t xml:space="preserve">de </w:t>
       </w:r>
       <w:r>
         <w:rPr>
@@ -1120,7 +1083,29 @@
           <w:bCs/>
           <w:color w:val="0D0D0D" w:themeColor="text1" w:themeTint="F2"/>
         </w:rPr>
-        <w:t xml:space="preserve"> </w:t>
+        <w:t>Servidores</w:t>
+      </w:r>
+      <w:r>
+        <w:rPr>
+          <w:rFonts w:ascii="Arial" w:hAnsi="Arial" w:cs="Arial"/>
+          <w:color w:val="0D0D0D" w:themeColor="text1" w:themeTint="F2"/>
+        </w:rPr>
+        <w:t xml:space="preserve"> tengan acceso </w:t>
+      </w:r>
+      <w:r>
+        <w:rPr>
+          <w:rFonts w:ascii="Arial" w:hAnsi="Arial" w:cs="Arial"/>
+          <w:color w:val="0D0D0D" w:themeColor="text1" w:themeTint="F2"/>
+          <w:lang w:val="es-MX"/>
+        </w:rPr>
+        <w:t>externo</w:t>
+      </w:r>
+      <w:r>
+        <w:rPr>
+          <w:rFonts w:ascii="Arial" w:hAnsi="Arial" w:cs="Arial"/>
+          <w:color w:val="0D0D0D" w:themeColor="text1" w:themeTint="F2"/>
+        </w:rPr>
+        <w:t xml:space="preserve"> a los servicios </w:t>
       </w:r>
       <w:r>
         <w:rPr>
@@ -1129,14 +1114,14 @@
           <w:bCs/>
           <w:color w:val="0D0D0D" w:themeColor="text1" w:themeTint="F2"/>
         </w:rPr>
-        <w:t>Servidores</w:t>
+        <w:t xml:space="preserve">WEB </w:t>
       </w:r>
       <w:r>
         <w:rPr>
           <w:rFonts w:ascii="Arial" w:hAnsi="Arial" w:cs="Arial"/>
           <w:color w:val="0D0D0D" w:themeColor="text1" w:themeTint="F2"/>
         </w:rPr>
-        <w:t xml:space="preserve"> tengan acceso </w:t>
+        <w:t xml:space="preserve">del </w:t>
       </w:r>
       <w:r>
         <w:rPr>
@@ -1144,30 +1129,7 @@
           <w:color w:val="0D0D0D" w:themeColor="text1" w:themeTint="F2"/>
           <w:lang w:val="es-MX"/>
         </w:rPr>
-        <w:t>externo</w:t>
-      </w:r>
-      <w:r>
-        <w:rPr>
-          <w:rFonts w:ascii="Arial" w:hAnsi="Arial" w:cs="Arial"/>
-          <w:color w:val="0D0D0D" w:themeColor="text1" w:themeTint="F2"/>
-        </w:rPr>
-        <w:t xml:space="preserve"> a los servicios de </w:t>
-      </w:r>
-      <w:r>
-        <w:rPr>
-          <w:rFonts w:ascii="Arial" w:hAnsi="Arial" w:cs="Arial"/>
-          <w:b/>
-          <w:bCs/>
-          <w:color w:val="0D0D0D" w:themeColor="text1" w:themeTint="F2"/>
-        </w:rPr>
-        <w:t xml:space="preserve">WEB </w:t>
-      </w:r>
-      <w:r>
-        <w:rPr>
-          <w:rFonts w:ascii="Arial" w:hAnsi="Arial" w:cs="Arial"/>
-          <w:color w:val="0D0D0D" w:themeColor="text1" w:themeTint="F2"/>
-        </w:rPr>
-        <w:t xml:space="preserve">del </w:t>
+        <w:t>servidor</w:t>
       </w:r>
       <w:r>
         <w:rPr>
@@ -1175,7 +1137,7 @@
           <w:color w:val="0D0D0D" w:themeColor="text1" w:themeTint="F2"/>
           <w:lang w:val="es-MX"/>
         </w:rPr>
-        <w:t>servidor</w:t>
+        <w:t xml:space="preserve"> de</w:t>
       </w:r>
       <w:r>
         <w:rPr>
@@ -1295,7 +1257,6 @@
           <w:szCs w:val="20"/>
         </w:rPr>
       </w:pPr>
-      <w:proofErr w:type="spellStart"/>
       <w:r>
         <w:rPr>
           <w:rFonts w:ascii="Arial" w:hAnsi="Arial" w:cs="Arial"/>
@@ -1303,37 +1264,7 @@
           <w:sz w:val="20"/>
           <w:szCs w:val="20"/>
         </w:rPr>
-        <w:t>router</w:t>
-      </w:r>
-      <w:proofErr w:type="spellEnd"/>
-      <w:r>
-        <w:rPr>
-          <w:rFonts w:ascii="Arial" w:hAnsi="Arial" w:cs="Arial"/>
-          <w:color w:val="2D3B45"/>
-          <w:sz w:val="20"/>
-          <w:szCs w:val="20"/>
-        </w:rPr>
-        <w:t>(</w:t>
-      </w:r>
-      <w:proofErr w:type="spellStart"/>
-      <w:r>
-        <w:rPr>
-          <w:rFonts w:ascii="Arial" w:hAnsi="Arial" w:cs="Arial"/>
-          <w:color w:val="2D3B45"/>
-          <w:sz w:val="20"/>
-          <w:szCs w:val="20"/>
-        </w:rPr>
-        <w:t>config</w:t>
-      </w:r>
-      <w:proofErr w:type="spellEnd"/>
-      <w:r>
-        <w:rPr>
-          <w:rFonts w:ascii="Arial" w:hAnsi="Arial" w:cs="Arial"/>
-          <w:color w:val="2D3B45"/>
-          <w:sz w:val="20"/>
-          <w:szCs w:val="20"/>
-        </w:rPr>
-        <w:t>)#</w:t>
+        <w:t>router(config)#</w:t>
       </w:r>
     </w:p>
     <w:p>
@@ -1357,27 +1288,7 @@
           <w:sz w:val="20"/>
           <w:szCs w:val="20"/>
         </w:rPr>
-        <w:t xml:space="preserve">¿En qué </w:t>
-      </w:r>
-      <w:proofErr w:type="spellStart"/>
-      <w:r>
-        <w:rPr>
-          <w:rFonts w:ascii="Arial" w:hAnsi="Arial" w:cs="Arial"/>
-          <w:color w:val="2D3B45"/>
-          <w:sz w:val="20"/>
-          <w:szCs w:val="20"/>
-        </w:rPr>
-        <w:t>router</w:t>
-      </w:r>
-      <w:proofErr w:type="spellEnd"/>
-      <w:r>
-        <w:rPr>
-          <w:rFonts w:ascii="Arial" w:hAnsi="Arial" w:cs="Arial"/>
-          <w:color w:val="2D3B45"/>
-          <w:sz w:val="20"/>
-          <w:szCs w:val="20"/>
-        </w:rPr>
-        <w:t xml:space="preserve"> instalarás esta lista de control de acceso? </w:t>
+        <w:t xml:space="preserve">¿En qué router instalarás esta lista de control de acceso? </w:t>
       </w:r>
     </w:p>
     <w:p>
@@ -1591,43 +1502,7 @@
                 <w:bCs/>
                 <w:color w:val="000000"/>
               </w:rPr>
-              <w:t>(</w:t>
-            </w:r>
-            <w:proofErr w:type="spellStart"/>
-            <w:r>
-              <w:rPr>
-                <w:rFonts w:ascii="Arial" w:hAnsi="Arial" w:cs="Arial"/>
-                <w:bCs/>
-                <w:color w:val="000000"/>
-              </w:rPr>
-              <w:t>Fail</w:t>
-            </w:r>
-            <w:proofErr w:type="spellEnd"/>
-            <w:r>
-              <w:rPr>
-                <w:rFonts w:ascii="Arial" w:hAnsi="Arial" w:cs="Arial"/>
-                <w:bCs/>
-                <w:color w:val="000000"/>
-              </w:rPr>
-              <w:t xml:space="preserve"> / </w:t>
-            </w:r>
-            <w:proofErr w:type="spellStart"/>
-            <w:r>
-              <w:rPr>
-                <w:rFonts w:ascii="Arial" w:hAnsi="Arial" w:cs="Arial"/>
-                <w:bCs/>
-                <w:color w:val="000000"/>
-              </w:rPr>
-              <w:t>Success</w:t>
-            </w:r>
-            <w:proofErr w:type="spellEnd"/>
-            <w:r>
-              <w:rPr>
-                <w:rFonts w:ascii="Arial" w:hAnsi="Arial" w:cs="Arial"/>
-                <w:bCs/>
-                <w:color w:val="000000"/>
-              </w:rPr>
-              <w:t>)</w:t>
+              <w:t>(Fail / Success)</w:t>
             </w:r>
           </w:p>
         </w:tc>
@@ -1669,43 +1544,7 @@
                 <w:bCs/>
                 <w:color w:val="000000"/>
               </w:rPr>
-              <w:t>(</w:t>
-            </w:r>
-            <w:proofErr w:type="spellStart"/>
-            <w:r>
-              <w:rPr>
-                <w:rFonts w:ascii="Arial" w:hAnsi="Arial" w:cs="Arial"/>
-                <w:bCs/>
-                <w:color w:val="000000"/>
-              </w:rPr>
-              <w:t>Fail</w:t>
-            </w:r>
-            <w:proofErr w:type="spellEnd"/>
-            <w:r>
-              <w:rPr>
-                <w:rFonts w:ascii="Arial" w:hAnsi="Arial" w:cs="Arial"/>
-                <w:bCs/>
-                <w:color w:val="000000"/>
-              </w:rPr>
-              <w:t xml:space="preserve"> / </w:t>
-            </w:r>
-            <w:proofErr w:type="spellStart"/>
-            <w:r>
-              <w:rPr>
-                <w:rFonts w:ascii="Arial" w:hAnsi="Arial" w:cs="Arial"/>
-                <w:bCs/>
-                <w:color w:val="000000"/>
-              </w:rPr>
-              <w:t>Success</w:t>
-            </w:r>
-            <w:proofErr w:type="spellEnd"/>
-            <w:r>
-              <w:rPr>
-                <w:rFonts w:ascii="Arial" w:hAnsi="Arial" w:cs="Arial"/>
-                <w:bCs/>
-                <w:color w:val="000000"/>
-              </w:rPr>
-              <w:t>)</w:t>
+              <w:t>(Fail / Success)</w:t>
             </w:r>
           </w:p>
         </w:tc>
@@ -1806,7 +1645,6 @@
                 <w:color w:val="FF0000"/>
               </w:rPr>
             </w:pPr>
-            <w:proofErr w:type="spellStart"/>
             <w:r>
               <w:rPr>
                 <w:rFonts w:ascii="Arial" w:hAnsi="Arial" w:cs="Arial"/>
@@ -1814,7 +1652,6 @@
               </w:rPr>
               <w:t>Fail</w:t>
             </w:r>
-            <w:proofErr w:type="spellEnd"/>
           </w:p>
         </w:tc>
         <w:tc>
@@ -1830,7 +1667,6 @@
                 <w:color w:val="FF0000"/>
               </w:rPr>
             </w:pPr>
-            <w:proofErr w:type="spellStart"/>
             <w:r>
               <w:rPr>
                 <w:rFonts w:ascii="Arial" w:hAnsi="Arial" w:cs="Arial"/>
@@ -1838,7 +1674,6 @@
               </w:rPr>
               <w:t>Success</w:t>
             </w:r>
-            <w:proofErr w:type="spellEnd"/>
           </w:p>
         </w:tc>
       </w:tr>
@@ -1936,7 +1771,6 @@
                 <w:color w:val="FF0000"/>
               </w:rPr>
             </w:pPr>
-            <w:proofErr w:type="spellStart"/>
             <w:r>
               <w:rPr>
                 <w:rFonts w:ascii="Arial" w:hAnsi="Arial" w:cs="Arial"/>
@@ -1944,7 +1778,6 @@
               </w:rPr>
               <w:t>Success</w:t>
             </w:r>
-            <w:proofErr w:type="spellEnd"/>
           </w:p>
         </w:tc>
         <w:tc>
@@ -1960,7 +1793,6 @@
                 <w:color w:val="FF0000"/>
               </w:rPr>
             </w:pPr>
-            <w:proofErr w:type="spellStart"/>
             <w:r>
               <w:rPr>
                 <w:rFonts w:ascii="Arial" w:hAnsi="Arial" w:cs="Arial"/>
@@ -1968,7 +1800,6 @@
               </w:rPr>
               <w:t>Success</w:t>
             </w:r>
-            <w:proofErr w:type="spellEnd"/>
           </w:p>
         </w:tc>
       </w:tr>
@@ -2066,7 +1897,6 @@
                 <w:color w:val="FF0000"/>
               </w:rPr>
             </w:pPr>
-            <w:proofErr w:type="spellStart"/>
             <w:r>
               <w:rPr>
                 <w:rFonts w:ascii="Arial" w:hAnsi="Arial" w:cs="Arial"/>
@@ -2074,7 +1904,6 @@
               </w:rPr>
               <w:t>Fail</w:t>
             </w:r>
-            <w:proofErr w:type="spellEnd"/>
           </w:p>
         </w:tc>
         <w:tc>
@@ -2090,7 +1919,6 @@
                 <w:color w:val="FF0000"/>
               </w:rPr>
             </w:pPr>
-            <w:proofErr w:type="spellStart"/>
             <w:r>
               <w:rPr>
                 <w:rFonts w:ascii="Arial" w:hAnsi="Arial" w:cs="Arial"/>
@@ -2098,7 +1926,6 @@
               </w:rPr>
               <w:t>Success</w:t>
             </w:r>
-            <w:proofErr w:type="spellEnd"/>
           </w:p>
         </w:tc>
       </w:tr>
@@ -2196,7 +2023,6 @@
                 <w:color w:val="FF0000"/>
               </w:rPr>
             </w:pPr>
-            <w:proofErr w:type="spellStart"/>
             <w:r>
               <w:rPr>
                 <w:rFonts w:ascii="Arial" w:hAnsi="Arial" w:cs="Arial"/>
@@ -2204,7 +2030,6 @@
               </w:rPr>
               <w:t>Success</w:t>
             </w:r>
-            <w:proofErr w:type="spellEnd"/>
           </w:p>
         </w:tc>
         <w:tc>
@@ -2220,7 +2045,6 @@
                 <w:color w:val="FF0000"/>
               </w:rPr>
             </w:pPr>
-            <w:proofErr w:type="spellStart"/>
             <w:r>
               <w:rPr>
                 <w:rFonts w:ascii="Arial" w:hAnsi="Arial" w:cs="Arial"/>
@@ -2228,7 +2052,6 @@
               </w:rPr>
               <w:t>Success</w:t>
             </w:r>
-            <w:proofErr w:type="spellEnd"/>
           </w:p>
         </w:tc>
       </w:tr>
@@ -2406,43 +2229,7 @@
                 <w:bCs/>
                 <w:color w:val="000000"/>
               </w:rPr>
-              <w:t>(</w:t>
-            </w:r>
-            <w:proofErr w:type="spellStart"/>
-            <w:r>
-              <w:rPr>
-                <w:rFonts w:ascii="Arial" w:hAnsi="Arial" w:cs="Arial"/>
-                <w:bCs/>
-                <w:color w:val="000000"/>
-              </w:rPr>
-              <w:t>Fail</w:t>
-            </w:r>
-            <w:proofErr w:type="spellEnd"/>
-            <w:r>
-              <w:rPr>
-                <w:rFonts w:ascii="Arial" w:hAnsi="Arial" w:cs="Arial"/>
-                <w:bCs/>
-                <w:color w:val="000000"/>
-              </w:rPr>
-              <w:t xml:space="preserve"> / </w:t>
-            </w:r>
-            <w:proofErr w:type="spellStart"/>
-            <w:r>
-              <w:rPr>
-                <w:rFonts w:ascii="Arial" w:hAnsi="Arial" w:cs="Arial"/>
-                <w:bCs/>
-                <w:color w:val="000000"/>
-              </w:rPr>
-              <w:t>Success</w:t>
-            </w:r>
-            <w:proofErr w:type="spellEnd"/>
-            <w:r>
-              <w:rPr>
-                <w:rFonts w:ascii="Arial" w:hAnsi="Arial" w:cs="Arial"/>
-                <w:bCs/>
-                <w:color w:val="000000"/>
-              </w:rPr>
-              <w:t>)</w:t>
+              <w:t>(Fail / Success)</w:t>
             </w:r>
           </w:p>
         </w:tc>
@@ -2552,7 +2339,6 @@
                 <w:color w:val="FF0000"/>
               </w:rPr>
             </w:pPr>
-            <w:proofErr w:type="spellStart"/>
             <w:r>
               <w:rPr>
                 <w:rFonts w:ascii="Arial" w:hAnsi="Arial" w:cs="Arial"/>
@@ -2560,7 +2346,6 @@
               </w:rPr>
               <w:t>Success</w:t>
             </w:r>
-            <w:proofErr w:type="spellEnd"/>
           </w:p>
         </w:tc>
       </w:tr>
@@ -2667,7 +2452,6 @@
                 <w:color w:val="FF0000"/>
               </w:rPr>
             </w:pPr>
-            <w:proofErr w:type="spellStart"/>
             <w:r>
               <w:rPr>
                 <w:rFonts w:ascii="Arial" w:hAnsi="Arial" w:cs="Arial"/>
@@ -2675,7 +2459,6 @@
               </w:rPr>
               <w:t>Success</w:t>
             </w:r>
-            <w:proofErr w:type="spellEnd"/>
           </w:p>
         </w:tc>
       </w:tr>
@@ -2782,7 +2565,6 @@
                 <w:color w:val="FF0000"/>
               </w:rPr>
             </w:pPr>
-            <w:proofErr w:type="spellStart"/>
             <w:r>
               <w:rPr>
                 <w:rFonts w:ascii="Arial" w:hAnsi="Arial" w:cs="Arial"/>
@@ -2790,7 +2572,6 @@
               </w:rPr>
               <w:t>Success</w:t>
             </w:r>
-            <w:proofErr w:type="spellEnd"/>
           </w:p>
         </w:tc>
       </w:tr>
@@ -2897,7 +2678,6 @@
                 <w:color w:val="FF0000"/>
               </w:rPr>
             </w:pPr>
-            <w:proofErr w:type="spellStart"/>
             <w:r>
               <w:rPr>
                 <w:rFonts w:ascii="Arial" w:hAnsi="Arial" w:cs="Arial"/>
@@ -2905,7 +2685,6 @@
               </w:rPr>
               <w:t>Success</w:t>
             </w:r>
-            <w:proofErr w:type="spellEnd"/>
           </w:p>
         </w:tc>
       </w:tr>
@@ -3025,7 +2804,16 @@
           <w:sz w:val="20"/>
           <w:szCs w:val="20"/>
         </w:rPr>
-        <w:t>todos los equipos de la subred de</w:t>
+        <w:t>los dispositivos terminales</w:t>
+      </w:r>
+      <w:r>
+        <w:rPr>
+          <w:rFonts w:ascii="Arial" w:hAnsi="Arial" w:cs="Arial"/>
+          <w:color w:val="2D3B45"/>
+          <w:sz w:val="20"/>
+          <w:szCs w:val="20"/>
+        </w:rPr>
+        <w:t xml:space="preserve"> de la subred de</w:t>
       </w:r>
       <w:r>
         <w:rPr>
@@ -3126,6 +2914,15 @@
       <w:r>
         <w:rPr>
           <w:rFonts w:ascii="Arial" w:hAnsi="Arial" w:cs="Arial"/>
+          <w:color w:val="2D3B45"/>
+          <w:sz w:val="20"/>
+          <w:szCs w:val="20"/>
+        </w:rPr>
+        <w:t xml:space="preserve">de </w:t>
+      </w:r>
+      <w:r>
+        <w:rPr>
+          <w:rFonts w:ascii="Arial" w:hAnsi="Arial" w:cs="Arial"/>
           <w:b/>
           <w:bCs/>
           <w:color w:val="2D3B45"/>
@@ -3236,7 +3033,6 @@
           <w:szCs w:val="20"/>
         </w:rPr>
       </w:pPr>
-      <w:proofErr w:type="spellStart"/>
       <w:r>
         <w:rPr>
           <w:rFonts w:ascii="Arial" w:hAnsi="Arial" w:cs="Arial"/>
@@ -3244,37 +3040,7 @@
           <w:sz w:val="20"/>
           <w:szCs w:val="20"/>
         </w:rPr>
-        <w:t>router</w:t>
-      </w:r>
-      <w:proofErr w:type="spellEnd"/>
-      <w:r>
-        <w:rPr>
-          <w:rFonts w:ascii="Arial" w:hAnsi="Arial" w:cs="Arial"/>
-          <w:color w:val="2D3B45"/>
-          <w:sz w:val="20"/>
-          <w:szCs w:val="20"/>
-        </w:rPr>
-        <w:t>(</w:t>
-      </w:r>
-      <w:proofErr w:type="spellStart"/>
-      <w:r>
-        <w:rPr>
-          <w:rFonts w:ascii="Arial" w:hAnsi="Arial" w:cs="Arial"/>
-          <w:color w:val="2D3B45"/>
-          <w:sz w:val="20"/>
-          <w:szCs w:val="20"/>
-        </w:rPr>
-        <w:t>config</w:t>
-      </w:r>
-      <w:proofErr w:type="spellEnd"/>
-      <w:r>
-        <w:rPr>
-          <w:rFonts w:ascii="Arial" w:hAnsi="Arial" w:cs="Arial"/>
-          <w:color w:val="2D3B45"/>
-          <w:sz w:val="20"/>
-          <w:szCs w:val="20"/>
-        </w:rPr>
-        <w:t>)#</w:t>
+        <w:t>router(config)#</w:t>
       </w:r>
     </w:p>
     <w:p>
@@ -3298,27 +3064,7 @@
           <w:sz w:val="20"/>
           <w:szCs w:val="20"/>
         </w:rPr>
-        <w:t xml:space="preserve">¿En qué </w:t>
-      </w:r>
-      <w:proofErr w:type="spellStart"/>
-      <w:r>
-        <w:rPr>
-          <w:rFonts w:ascii="Arial" w:hAnsi="Arial" w:cs="Arial"/>
-          <w:color w:val="2D3B45"/>
-          <w:sz w:val="20"/>
-          <w:szCs w:val="20"/>
-        </w:rPr>
-        <w:t>router</w:t>
-      </w:r>
-      <w:proofErr w:type="spellEnd"/>
-      <w:r>
-        <w:rPr>
-          <w:rFonts w:ascii="Arial" w:hAnsi="Arial" w:cs="Arial"/>
-          <w:color w:val="2D3B45"/>
-          <w:sz w:val="20"/>
-          <w:szCs w:val="20"/>
-        </w:rPr>
-        <w:t xml:space="preserve"> instalarás esta lista de control de acceso? </w:t>
+        <w:t xml:space="preserve">¿En qué router instalarás esta lista de control de acceso? </w:t>
       </w:r>
     </w:p>
     <w:p>
@@ -3531,43 +3277,7 @@
                 <w:bCs/>
                 <w:color w:val="000000"/>
               </w:rPr>
-              <w:t>(</w:t>
-            </w:r>
-            <w:proofErr w:type="spellStart"/>
-            <w:r>
-              <w:rPr>
-                <w:rFonts w:ascii="Arial" w:hAnsi="Arial" w:cs="Arial"/>
-                <w:bCs/>
-                <w:color w:val="000000"/>
-              </w:rPr>
-              <w:t>Fail</w:t>
-            </w:r>
-            <w:proofErr w:type="spellEnd"/>
-            <w:r>
-              <w:rPr>
-                <w:rFonts w:ascii="Arial" w:hAnsi="Arial" w:cs="Arial"/>
-                <w:bCs/>
-                <w:color w:val="000000"/>
-              </w:rPr>
-              <w:t xml:space="preserve"> / </w:t>
-            </w:r>
-            <w:proofErr w:type="spellStart"/>
-            <w:r>
-              <w:rPr>
-                <w:rFonts w:ascii="Arial" w:hAnsi="Arial" w:cs="Arial"/>
-                <w:bCs/>
-                <w:color w:val="000000"/>
-              </w:rPr>
-              <w:t>Success</w:t>
-            </w:r>
-            <w:proofErr w:type="spellEnd"/>
-            <w:r>
-              <w:rPr>
-                <w:rFonts w:ascii="Arial" w:hAnsi="Arial" w:cs="Arial"/>
-                <w:bCs/>
-                <w:color w:val="000000"/>
-              </w:rPr>
-              <w:t>)</w:t>
+              <w:t>(Fail / Success)</w:t>
             </w:r>
           </w:p>
         </w:tc>
@@ -3668,7 +3378,6 @@
                 <w:color w:val="FF0000"/>
               </w:rPr>
             </w:pPr>
-            <w:proofErr w:type="spellStart"/>
             <w:r>
               <w:rPr>
                 <w:rFonts w:ascii="Arial" w:hAnsi="Arial" w:cs="Arial"/>
@@ -3676,7 +3385,6 @@
               </w:rPr>
               <w:t>Success</w:t>
             </w:r>
-            <w:proofErr w:type="spellEnd"/>
           </w:p>
         </w:tc>
       </w:tr>
@@ -3774,7 +3482,6 @@
                 <w:color w:val="FF0000"/>
               </w:rPr>
             </w:pPr>
-            <w:proofErr w:type="spellStart"/>
             <w:r>
               <w:rPr>
                 <w:rFonts w:ascii="Arial" w:hAnsi="Arial" w:cs="Arial"/>
@@ -3782,7 +3489,6 @@
               </w:rPr>
               <w:t>Fail</w:t>
             </w:r>
-            <w:proofErr w:type="spellEnd"/>
           </w:p>
         </w:tc>
       </w:tr>
@@ -3880,7 +3586,6 @@
                 <w:color w:val="FF0000"/>
               </w:rPr>
             </w:pPr>
-            <w:proofErr w:type="spellStart"/>
             <w:r>
               <w:rPr>
                 <w:rFonts w:ascii="Arial" w:hAnsi="Arial" w:cs="Arial"/>
@@ -3888,7 +3593,6 @@
               </w:rPr>
               <w:t>Fail</w:t>
             </w:r>
-            <w:proofErr w:type="spellEnd"/>
           </w:p>
         </w:tc>
       </w:tr>
@@ -3986,7 +3690,6 @@
                 <w:color w:val="FF0000"/>
               </w:rPr>
             </w:pPr>
-            <w:proofErr w:type="spellStart"/>
             <w:r>
               <w:rPr>
                 <w:rFonts w:ascii="Arial" w:hAnsi="Arial" w:cs="Arial"/>
@@ -3994,7 +3697,6 @@
               </w:rPr>
               <w:t>Success</w:t>
             </w:r>
-            <w:proofErr w:type="spellEnd"/>
           </w:p>
         </w:tc>
       </w:tr>
@@ -4025,7 +3727,7 @@
 </file>
 
 <file path=word/numbering.xml><?xml version="1.0" encoding="utf-8"?>
-<w:numbering xmlns:wpc="http://schemas.microsoft.com/office/word/2010/wordprocessingCanvas" xmlns:cx="http://schemas.microsoft.com/office/drawing/2014/chartex" xmlns:cx1="http://schemas.microsoft.com/office/drawing/2015/9/8/chartex" xmlns:cx2="http://schemas.microsoft.com/office/drawing/2015/10/21/chartex" xmlns:cx3="http://schemas.microsoft.com/office/drawing/2016/5/9/chartex" xmlns:cx4="http://schemas.microsoft.com/office/drawing/2016/5/10/chartex" xmlns:cx5="http://schemas.microsoft.com/office/drawing/2016/5/11/chartex" xmlns:cx6="http://schemas.microsoft.com/office/drawing/2016/5/12/chartex" xmlns:cx7="http://schemas.microsoft.com/office/drawing/2016/5/13/chartex" xmlns:cx8="http://schemas.microsoft.com/office/drawing/2016/5/14/chartex" xmlns:mc="http://schemas.openxmlformats.org/markup-compatibility/2006" xmlns:aink="http://schemas.microsoft.com/office/drawing/2016/ink" xmlns:am3d="http://schemas.microsoft.com/office/drawing/2017/model3d" xmlns:o="urn:schemas-microsoft-com:office:office" xmlns:oel="http://schemas.microsoft.com/office/2019/extlst" xmlns:r="http://schemas.openxmlformats.org/officeDocument/2006/relationships" xmlns:m="http://schemas.openxmlformats.org/officeDocument/2006/math" xmlns:v="urn:schemas-microsoft-com:vml" xmlns:wp14="http://schemas.microsoft.com/office/word/2010/wordprocessingDrawing" xmlns:wp="http://schemas.openxmlformats.org/drawingml/2006/wordprocessingDrawing" xmlns:w10="urn:schemas-microsoft-com:office:word" xmlns:w="http://schemas.openxmlformats.org/wordprocessingml/2006/main" xmlns:w14="http://schemas.microsoft.com/office/word/2010/wordml" xmlns:w15="http://schemas.microsoft.com/office/word/2012/wordml" xmlns:w16cex="http://schemas.microsoft.com/office/word/2018/wordml/cex" xmlns:w16cid="http://schemas.microsoft.com/office/word/2016/wordml/cid" xmlns:w16="http://schemas.microsoft.com/office/word/2018/wordml" xmlns:w16du="http://schemas.microsoft.com/office/word/2023/wordml/word16du" xmlns:w16sdtdh="http://schemas.microsoft.com/office/word/2020/wordml/sdtdatahash" xmlns:w16sdtfl="http://schemas.microsoft.com/office/word/2024/wordml/sdtformatlock" xmlns:w16se="http://schemas.microsoft.com/office/word/2015/wordml/symex" xmlns:wpg="http://schemas.microsoft.com/office/word/2010/wordprocessingGroup" xmlns:wpi="http://schemas.microsoft.com/office/word/2010/wordprocessingInk" xmlns:wne="http://schemas.microsoft.com/office/word/2006/wordml" xmlns:wps="http://schemas.microsoft.com/office/word/2010/wordprocessingShape" mc:Ignorable="w14 w15 w16se w16cid w16 w16cex w16sdtdh w16sdtfl w16du wp14">
+<w:numbering xmlns:wpc="http://schemas.microsoft.com/office/word/2010/wordprocessingCanvas" xmlns:cx="http://schemas.microsoft.com/office/drawing/2014/chartex" xmlns:cx1="http://schemas.microsoft.com/office/drawing/2015/9/8/chartex" xmlns:cx2="http://schemas.microsoft.com/office/drawing/2015/10/21/chartex" xmlns:cx3="http://schemas.microsoft.com/office/drawing/2016/5/9/chartex" xmlns:cx4="http://schemas.microsoft.com/office/drawing/2016/5/10/chartex" xmlns:cx5="http://schemas.microsoft.com/office/drawing/2016/5/11/chartex" xmlns:cx6="http://schemas.microsoft.com/office/drawing/2016/5/12/chartex" xmlns:cx7="http://schemas.microsoft.com/office/drawing/2016/5/13/chartex" xmlns:cx8="http://schemas.microsoft.com/office/drawing/2016/5/14/chartex" xmlns:mc="http://schemas.openxmlformats.org/markup-compatibility/2006" xmlns:aink="http://schemas.microsoft.com/office/drawing/2016/ink" xmlns:am3d="http://schemas.microsoft.com/office/drawing/2017/model3d" xmlns:o="urn:schemas-microsoft-com:office:office" xmlns:oel="http://schemas.microsoft.com/office/2019/extlst" xmlns:r="http://schemas.openxmlformats.org/officeDocument/2006/relationships" xmlns:m="http://schemas.openxmlformats.org/officeDocument/2006/math" xmlns:v="urn:schemas-microsoft-com:vml" xmlns:wp14="http://schemas.microsoft.com/office/word/2010/wordprocessingDrawing" xmlns:wp="http://schemas.openxmlformats.org/drawingml/2006/wordprocessingDrawing" xmlns:w10="urn:schemas-microsoft-com:office:word" xmlns:w="http://schemas.openxmlformats.org/wordprocessingml/2006/main" xmlns:w14="http://schemas.microsoft.com/office/word/2010/wordml" xmlns:w15="http://schemas.microsoft.com/office/word/2012/wordml" xmlns:w16cei="http://schemas.microsoft.com/office/word/2026/wordml/cei" xmlns:w16cex="http://schemas.microsoft.com/office/word/2018/wordml/cex" xmlns:w16cid="http://schemas.microsoft.com/office/word/2016/wordml/cid" xmlns:w16="http://schemas.microsoft.com/office/word/2018/wordml" xmlns:w16du="http://schemas.microsoft.com/office/word/2023/wordml/word16du" xmlns:w16sdtdh="http://schemas.microsoft.com/office/word/2020/wordml/sdtdatahash" xmlns:w16sdtfl="http://schemas.microsoft.com/office/word/2024/wordml/sdtformatlock" xmlns:w16se="http://schemas.microsoft.com/office/word/2015/wordml/symex" xmlns:wpg="http://schemas.microsoft.com/office/word/2010/wordprocessingGroup" xmlns:wpi="http://schemas.microsoft.com/office/word/2010/wordprocessingInk" xmlns:wne="http://schemas.microsoft.com/office/word/2006/wordml" xmlns:wps="http://schemas.microsoft.com/office/word/2010/wordprocessingShape" mc:Ignorable="w14 w15 w16se w16cid w16 w16cex w16sdtdh w16sdtfl w16du wp14">
   <w:abstractNum w:abstractNumId="0" w15:restartNumberingAfterBreak="0">
     <w:nsid w:val="0AD70688"/>
     <w:multiLevelType w:val="hybridMultilevel"/>
@@ -6807,7 +6509,7 @@
       <w:lang w:val="en-US" w:eastAsia="en-US"/>
     </w:rPr>
   </w:style>
-  <w:style w:type="character" w:styleId="Textoennegrita">
+  <w:style w:type="character" w:styleId="Fuerte">
     <w:name w:val="Strong"/>
     <w:basedOn w:val="Fuentedeprrafopredeter"/>
     <w:uiPriority w:val="22"/>
